--- a/tillsyn/A 29517-2026 tillsynsbegäran.docx
+++ b/tillsyn/A 29517-2026 tillsynsbegäran.docx
@@ -65,7 +65,7 @@
     </w:p>
     <w:p>
       <w:r>
-        <w:t>I och inom 5 meter från avverkningsanmälan finns fynd av 10 naturvårdsarter, varav 5 är rödlistade, 4 är fridlysta, 9 är typiska (T) och 1 är signalart (S): garnlav (VU, T), knärot (VU, T, §8), lunglav (NT, T), skrovellav (NT, T), tretåig hackspett (NT, T, §4), bårdlav (S, T), blåsippa (T, §9), kransmossa (T), linnea (T) och revlummer (§9). Se Figur 1.</w:t>
+        <w:t>I och inom 5 meter från avverkningsanmälan finns fynd av 11 naturvårdsarter, varav 5 är rödlistade, 5 är fridlysta, 9 är typiska (T) och 1 är signalart (S): garnlav (VU, T), knärot (VU, T, §8), lunglav (NT, T), skrovellav (NT, T), tretåig hackspett (NT, T, §4), bårdlav (S, T), blåsippa (T, §9), kransmossa (T), linnea (T), fläcknycklar (§8) och revlummer (§9). Se Figur 1.</w:t>
       </w:r>
     </w:p>
     <w:p>
@@ -1509,7 +1509,7 @@
     <w:r>
       <w:tab/>
       <w:tab/>
-      <w:t>2026-09-14</w:t>
+      <w:t>2026-09-15</w:t>
       <w:br/>
       <w:br/>
     </w:r>

--- a/tillsyn/A 29517-2026 tillsynsbegäran.docx
+++ b/tillsyn/A 29517-2026 tillsynsbegäran.docx
@@ -1509,7 +1509,7 @@
     <w:r>
       <w:tab/>
       <w:tab/>
-      <w:t>2026-09-15</w:t>
+      <w:t>2026-09-16</w:t>
       <w:br/>
       <w:br/>
     </w:r>

--- a/tillsyn/A 29517-2026 tillsynsbegäran.docx
+++ b/tillsyn/A 29517-2026 tillsynsbegäran.docx
@@ -1509,7 +1509,7 @@
     <w:r>
       <w:tab/>
       <w:tab/>
-      <w:t>2026-09-16</w:t>
+      <w:t>2026-09-17</w:t>
       <w:br/>
       <w:br/>
     </w:r>

--- a/tillsyn/A 29517-2026 tillsynsbegäran.docx
+++ b/tillsyn/A 29517-2026 tillsynsbegäran.docx
@@ -1509,7 +1509,7 @@
     <w:r>
       <w:tab/>
       <w:tab/>
-      <w:t>2026-09-17</w:t>
+      <w:t>2026-09-18</w:t>
       <w:br/>
       <w:br/>
     </w:r>

--- a/tillsyn/A 29517-2026 tillsynsbegäran.docx
+++ b/tillsyn/A 29517-2026 tillsynsbegäran.docx
@@ -1509,7 +1509,7 @@
     <w:r>
       <w:tab/>
       <w:tab/>
-      <w:t>2026-09-18</w:t>
+      <w:t>2026-09-19</w:t>
       <w:br/>
       <w:br/>
     </w:r>

--- a/tillsyn/A 29517-2026 tillsynsbegäran.docx
+++ b/tillsyn/A 29517-2026 tillsynsbegäran.docx
@@ -1509,7 +1509,7 @@
     <w:r>
       <w:tab/>
       <w:tab/>
-      <w:t>2026-09-19</w:t>
+      <w:t>2026-09-21</w:t>
       <w:br/>
       <w:br/>
     </w:r>

--- a/tillsyn/A 29517-2026 tillsynsbegäran.docx
+++ b/tillsyn/A 29517-2026 tillsynsbegäran.docx
@@ -1509,7 +1509,7 @@
     <w:r>
       <w:tab/>
       <w:tab/>
-      <w:t>2026-09-21</w:t>
+      <w:t>2026-09-23</w:t>
       <w:br/>
       <w:br/>
     </w:r>

--- a/tillsyn/A 29517-2026 tillsynsbegäran.docx
+++ b/tillsyn/A 29517-2026 tillsynsbegäran.docx
@@ -1509,7 +1509,7 @@
     <w:r>
       <w:tab/>
       <w:tab/>
-      <w:t>2026-09-23</w:t>
+      <w:t>2026-09-24</w:t>
       <w:br/>
       <w:br/>
     </w:r>

--- a/tillsyn/A 29517-2026 tillsynsbegäran.docx
+++ b/tillsyn/A 29517-2026 tillsynsbegäran.docx
@@ -1509,7 +1509,7 @@
     <w:r>
       <w:tab/>
       <w:tab/>
-      <w:t>2026-09-24</w:t>
+      <w:t>2026-09-25</w:t>
       <w:br/>
       <w:br/>
     </w:r>

--- a/tillsyn/A 29517-2026 tillsynsbegäran.docx
+++ b/tillsyn/A 29517-2026 tillsynsbegäran.docx
@@ -1509,7 +1509,7 @@
     <w:r>
       <w:tab/>
       <w:tab/>
-      <w:t>2026-09-25</w:t>
+      <w:t>2026-09-26</w:t>
       <w:br/>
       <w:br/>
     </w:r>

--- a/tillsyn/A 29517-2026 tillsynsbegäran.docx
+++ b/tillsyn/A 29517-2026 tillsynsbegäran.docx
@@ -1509,7 +1509,7 @@
     <w:r>
       <w:tab/>
       <w:tab/>
-      <w:t>2026-09-26</w:t>
+      <w:t>2026-09-27</w:t>
       <w:br/>
       <w:br/>
     </w:r>

--- a/tillsyn/A 29517-2026 tillsynsbegäran.docx
+++ b/tillsyn/A 29517-2026 tillsynsbegäran.docx
@@ -1509,7 +1509,7 @@
     <w:r>
       <w:tab/>
       <w:tab/>
-      <w:t>2026-09-27</w:t>
+      <w:t>2026-09-28</w:t>
       <w:br/>
       <w:br/>
     </w:r>

--- a/tillsyn/A 29517-2026 tillsynsbegäran.docx
+++ b/tillsyn/A 29517-2026 tillsynsbegäran.docx
@@ -1509,7 +1509,7 @@
     <w:r>
       <w:tab/>
       <w:tab/>
-      <w:t>2026-09-28</w:t>
+      <w:t>2026-09-29</w:t>
       <w:br/>
       <w:br/>
     </w:r>

--- a/tillsyn/A 29517-2026 tillsynsbegäran.docx
+++ b/tillsyn/A 29517-2026 tillsynsbegäran.docx
@@ -1509,7 +1509,7 @@
     <w:r>
       <w:tab/>
       <w:tab/>
-      <w:t>2026-09-29</w:t>
+      <w:t>2026-09-30</w:t>
       <w:br/>
       <w:br/>
     </w:r>

--- a/tillsyn/A 29517-2026 tillsynsbegäran.docx
+++ b/tillsyn/A 29517-2026 tillsynsbegäran.docx
@@ -1509,7 +1509,7 @@
     <w:r>
       <w:tab/>
       <w:tab/>
-      <w:t>2026-09-30</w:t>
+      <w:t>2026-10-01</w:t>
       <w:br/>
       <w:br/>
     </w:r>

--- a/tillsyn/A 29517-2026 tillsynsbegäran.docx
+++ b/tillsyn/A 29517-2026 tillsynsbegäran.docx
@@ -1509,7 +1509,7 @@
     <w:r>
       <w:tab/>
       <w:tab/>
-      <w:t>2026-10-01</w:t>
+      <w:t>2026-10-02</w:t>
       <w:br/>
       <w:br/>
     </w:r>

--- a/tillsyn/A 29517-2026 tillsynsbegäran.docx
+++ b/tillsyn/A 29517-2026 tillsynsbegäran.docx
@@ -1509,7 +1509,7 @@
     <w:r>
       <w:tab/>
       <w:tab/>
-      <w:t>2026-10-02</w:t>
+      <w:t>2026-10-03</w:t>
       <w:br/>
       <w:br/>
     </w:r>

--- a/tillsyn/A 29517-2026 tillsynsbegäran.docx
+++ b/tillsyn/A 29517-2026 tillsynsbegäran.docx
@@ -1509,7 +1509,7 @@
     <w:r>
       <w:tab/>
       <w:tab/>
-      <w:t>2026-10-03</w:t>
+      <w:t>2026-10-04</w:t>
       <w:br/>
       <w:br/>
     </w:r>

--- a/tillsyn/A 29517-2026 tillsynsbegäran.docx
+++ b/tillsyn/A 29517-2026 tillsynsbegäran.docx
@@ -1509,7 +1509,7 @@
     <w:r>
       <w:tab/>
       <w:tab/>
-      <w:t>2026-10-04</w:t>
+      <w:t>2026-10-05</w:t>
       <w:br/>
       <w:br/>
     </w:r>

--- a/tillsyn/A 29517-2026 tillsynsbegäran.docx
+++ b/tillsyn/A 29517-2026 tillsynsbegäran.docx
@@ -1509,7 +1509,7 @@
     <w:r>
       <w:tab/>
       <w:tab/>
-      <w:t>2026-10-05</w:t>
+      <w:t>2026-10-06</w:t>
       <w:br/>
       <w:br/>
     </w:r>

--- a/tillsyn/A 29517-2026 tillsynsbegäran.docx
+++ b/tillsyn/A 29517-2026 tillsynsbegäran.docx
@@ -1509,7 +1509,7 @@
     <w:r>
       <w:tab/>
       <w:tab/>
-      <w:t>2026-10-06</w:t>
+      <w:t>2026-10-07</w:t>
       <w:br/>
       <w:br/>
     </w:r>

--- a/tillsyn/A 29517-2026 tillsynsbegäran.docx
+++ b/tillsyn/A 29517-2026 tillsynsbegäran.docx
@@ -1509,7 +1509,7 @@
     <w:r>
       <w:tab/>
       <w:tab/>
-      <w:t>2026-10-07</w:t>
+      <w:t>2026-10-08</w:t>
       <w:br/>
       <w:br/>
     </w:r>

--- a/tillsyn/A 29517-2026 tillsynsbegäran.docx
+++ b/tillsyn/A 29517-2026 tillsynsbegäran.docx
@@ -1509,7 +1509,7 @@
     <w:r>
       <w:tab/>
       <w:tab/>
-      <w:t>2026-10-08</w:t>
+      <w:t>2026-10-09</w:t>
       <w:br/>
       <w:br/>
     </w:r>

--- a/tillsyn/A 29517-2026 tillsynsbegäran.docx
+++ b/tillsyn/A 29517-2026 tillsynsbegäran.docx
@@ -1509,7 +1509,7 @@
     <w:r>
       <w:tab/>
       <w:tab/>
-      <w:t>2026-10-09</w:t>
+      <w:t>2026-10-10</w:t>
       <w:br/>
       <w:br/>
     </w:r>

--- a/tillsyn/A 29517-2026 tillsynsbegäran.docx
+++ b/tillsyn/A 29517-2026 tillsynsbegäran.docx
@@ -1509,7 +1509,7 @@
     <w:r>
       <w:tab/>
       <w:tab/>
-      <w:t>2026-10-10</w:t>
+      <w:t>2026-10-11</w:t>
       <w:br/>
       <w:br/>
     </w:r>

--- a/tillsyn/A 29517-2026 tillsynsbegäran.docx
+++ b/tillsyn/A 29517-2026 tillsynsbegäran.docx
@@ -1509,7 +1509,7 @@
     <w:r>
       <w:tab/>
       <w:tab/>
-      <w:t>2026-10-11</w:t>
+      <w:t>2026-10-12</w:t>
       <w:br/>
       <w:br/>
     </w:r>

--- a/tillsyn/A 29517-2026 tillsynsbegäran.docx
+++ b/tillsyn/A 29517-2026 tillsynsbegäran.docx
@@ -1509,7 +1509,7 @@
     <w:r>
       <w:tab/>
       <w:tab/>
-      <w:t>2026-10-12</w:t>
+      <w:t>2026-10-13</w:t>
       <w:br/>
       <w:br/>
     </w:r>

--- a/tillsyn/A 29517-2026 tillsynsbegäran.docx
+++ b/tillsyn/A 29517-2026 tillsynsbegäran.docx
@@ -1509,7 +1509,7 @@
     <w:r>
       <w:tab/>
       <w:tab/>
-      <w:t>2026-10-13</w:t>
+      <w:t>2026-10-14</w:t>
       <w:br/>
       <w:br/>
     </w:r>

--- a/tillsyn/A 29517-2026 tillsynsbegäran.docx
+++ b/tillsyn/A 29517-2026 tillsynsbegäran.docx
@@ -1509,7 +1509,7 @@
     <w:r>
       <w:tab/>
       <w:tab/>
-      <w:t>2026-10-14</w:t>
+      <w:t>2026-10-15</w:t>
       <w:br/>
       <w:br/>
     </w:r>

--- a/tillsyn/A 29517-2026 tillsynsbegäran.docx
+++ b/tillsyn/A 29517-2026 tillsynsbegäran.docx
@@ -1509,7 +1509,7 @@
     <w:r>
       <w:tab/>
       <w:tab/>
-      <w:t>2026-10-15</w:t>
+      <w:t>2026-10-16</w:t>
       <w:br/>
       <w:br/>
     </w:r>

--- a/tillsyn/A 29517-2026 tillsynsbegäran.docx
+++ b/tillsyn/A 29517-2026 tillsynsbegäran.docx
@@ -1509,7 +1509,7 @@
     <w:r>
       <w:tab/>
       <w:tab/>
-      <w:t>2026-10-16</w:t>
+      <w:t>2026-10-17</w:t>
       <w:br/>
       <w:br/>
     </w:r>

--- a/tillsyn/A 29517-2026 tillsynsbegäran.docx
+++ b/tillsyn/A 29517-2026 tillsynsbegäran.docx
@@ -1509,7 +1509,7 @@
     <w:r>
       <w:tab/>
       <w:tab/>
-      <w:t>2026-10-17</w:t>
+      <w:t>2026-10-18</w:t>
       <w:br/>
       <w:br/>
     </w:r>

--- a/tillsyn/A 29517-2026 tillsynsbegäran.docx
+++ b/tillsyn/A 29517-2026 tillsynsbegäran.docx
@@ -1509,7 +1509,7 @@
     <w:r>
       <w:tab/>
       <w:tab/>
-      <w:t>2026-10-18</w:t>
+      <w:t>2026-10-19</w:t>
       <w:br/>
       <w:br/>
     </w:r>

--- a/tillsyn/A 29517-2026 tillsynsbegäran.docx
+++ b/tillsyn/A 29517-2026 tillsynsbegäran.docx
@@ -1509,7 +1509,7 @@
     <w:r>
       <w:tab/>
       <w:tab/>
-      <w:t>2026-10-19</w:t>
+      <w:t>2026-10-20</w:t>
       <w:br/>
       <w:br/>
     </w:r>

--- a/tillsyn/A 29517-2026 tillsynsbegäran.docx
+++ b/tillsyn/A 29517-2026 tillsynsbegäran.docx
@@ -1509,7 +1509,7 @@
     <w:r>
       <w:tab/>
       <w:tab/>
-      <w:t>2026-10-20</w:t>
+      <w:t>2026-10-21</w:t>
       <w:br/>
       <w:br/>
     </w:r>

--- a/tillsyn/A 29517-2026 tillsynsbegäran.docx
+++ b/tillsyn/A 29517-2026 tillsynsbegäran.docx
@@ -1509,7 +1509,7 @@
     <w:r>
       <w:tab/>
       <w:tab/>
-      <w:t>2026-10-21</w:t>
+      <w:t>2026-10-22</w:t>
       <w:br/>
       <w:br/>
     </w:r>

--- a/tillsyn/A 29517-2026 tillsynsbegäran.docx
+++ b/tillsyn/A 29517-2026 tillsynsbegäran.docx
@@ -1509,7 +1509,7 @@
     <w:r>
       <w:tab/>
       <w:tab/>
-      <w:t>2026-10-22</w:t>
+      <w:t>2026-10-23</w:t>
       <w:br/>
       <w:br/>
     </w:r>

--- a/tillsyn/A 29517-2026 tillsynsbegäran.docx
+++ b/tillsyn/A 29517-2026 tillsynsbegäran.docx
@@ -1509,7 +1509,7 @@
     <w:r>
       <w:tab/>
       <w:tab/>
-      <w:t>2026-10-23</w:t>
+      <w:t>2026-10-24</w:t>
       <w:br/>
       <w:br/>
     </w:r>

--- a/tillsyn/A 29517-2026 tillsynsbegäran.docx
+++ b/tillsyn/A 29517-2026 tillsynsbegäran.docx
@@ -1509,7 +1509,7 @@
     <w:r>
       <w:tab/>
       <w:tab/>
-      <w:t>2026-10-24</w:t>
+      <w:t>2026-10-25</w:t>
       <w:br/>
       <w:br/>
     </w:r>

--- a/tillsyn/A 29517-2026 tillsynsbegäran.docx
+++ b/tillsyn/A 29517-2026 tillsynsbegäran.docx
@@ -1509,7 +1509,7 @@
     <w:r>
       <w:tab/>
       <w:tab/>
-      <w:t>2026-10-25</w:t>
+      <w:t>2026-10-26</w:t>
       <w:br/>
       <w:br/>
     </w:r>

--- a/tillsyn/A 29517-2026 tillsynsbegäran.docx
+++ b/tillsyn/A 29517-2026 tillsynsbegäran.docx
@@ -1509,7 +1509,7 @@
     <w:r>
       <w:tab/>
       <w:tab/>
-      <w:t>2026-10-26</w:t>
+      <w:t>2026-10-27</w:t>
       <w:br/>
       <w:br/>
     </w:r>

--- a/tillsyn/A 29517-2026 tillsynsbegäran.docx
+++ b/tillsyn/A 29517-2026 tillsynsbegäran.docx
@@ -1509,7 +1509,7 @@
     <w:r>
       <w:tab/>
       <w:tab/>
-      <w:t>2026-10-27</w:t>
+      <w:t>2026-10-28</w:t>
       <w:br/>
       <w:br/>
     </w:r>

--- a/tillsyn/A 29517-2026 tillsynsbegäran.docx
+++ b/tillsyn/A 29517-2026 tillsynsbegäran.docx
@@ -1509,7 +1509,7 @@
     <w:r>
       <w:tab/>
       <w:tab/>
-      <w:t>2026-10-28</w:t>
+      <w:t>2026-10-29</w:t>
       <w:br/>
       <w:br/>
     </w:r>

--- a/tillsyn/A 29517-2026 tillsynsbegäran.docx
+++ b/tillsyn/A 29517-2026 tillsynsbegäran.docx
@@ -1509,7 +1509,7 @@
     <w:r>
       <w:tab/>
       <w:tab/>
-      <w:t>2026-10-29</w:t>
+      <w:t>2026-10-31</w:t>
       <w:br/>
       <w:br/>
     </w:r>
